--- a/Week 6 - VPC Using NAT Gateway.docx
+++ b/Week 6 - VPC Using NAT Gateway.docx
@@ -1,6 +1,6 @@
 
 <file path=word/document.xml><?xml version="1.0" encoding="utf-8"?>
-<w:document xmlns:wpc="http://schemas.microsoft.com/office/word/2010/wordprocessingCanvas" xmlns:cx="http://schemas.microsoft.com/office/drawing/2014/chartex" xmlns:cx1="http://schemas.microsoft.com/office/drawing/2015/9/8/chartex" xmlns:cx2="http://schemas.microsoft.com/office/drawing/2015/10/21/chartex" xmlns:cx3="http://schemas.microsoft.com/office/drawing/2016/5/9/chartex" xmlns:cx4="http://schemas.microsoft.com/office/drawing/2016/5/10/chartex" xmlns:cx5="http://schemas.microsoft.com/office/drawing/2016/5/11/chartex" xmlns:cx6="http://schemas.microsoft.com/office/drawing/2016/5/12/chartex" xmlns:cx7="http://schemas.microsoft.com/office/drawing/2016/5/13/chartex" xmlns:cx8="http://schemas.microsoft.com/office/drawing/2016/5/14/chartex" xmlns:mc="http://schemas.openxmlformats.org/markup-compatibility/2006" xmlns:aink="http://schemas.microsoft.com/office/drawing/2016/ink" xmlns:am3d="http://schemas.microsoft.com/office/drawing/2017/model3d" xmlns:o="urn:schemas-microsoft-com:office:office" xmlns:oel="http://schemas.microsoft.com/office/2019/extlst" xmlns:r="http://schemas.openxmlformats.org/officeDocument/2006/relationships" xmlns:m="http://schemas.openxmlformats.org/officeDocument/2006/math" xmlns:v="urn:schemas-microsoft-com:vml" xmlns:wp14="http://schemas.microsoft.com/office/word/2010/wordprocessingDrawing" xmlns:wp="http://schemas.openxmlformats.org/drawingml/2006/wordprocessingDrawing" xmlns:w10="urn:schemas-microsoft-com:office:word" xmlns:w="http://schemas.openxmlformats.org/wordprocessingml/2006/main" xmlns:w14="http://schemas.microsoft.com/office/word/2010/wordml" xmlns:w15="http://schemas.microsoft.com/office/word/2012/wordml" xmlns:w16cex="http://schemas.microsoft.com/office/word/2018/wordml/cex" xmlns:w16cid="http://schemas.microsoft.com/office/word/2016/wordml/cid" xmlns:w16="http://schemas.microsoft.com/office/word/2018/wordml" xmlns:w16du="http://schemas.microsoft.com/office/word/2023/wordml/word16du" xmlns:w16sdtdh="http://schemas.microsoft.com/office/word/2020/wordml/sdtdatahash" xmlns:w16sdtfl="http://schemas.microsoft.com/office/word/2024/wordml/sdtformatlock" xmlns:w16se="http://schemas.microsoft.com/office/word/2015/wordml/symex" xmlns:wpg="http://schemas.microsoft.com/office/word/2010/wordprocessingGroup" xmlns:wpi="http://schemas.microsoft.com/office/word/2010/wordprocessingInk" xmlns:wne="http://schemas.microsoft.com/office/word/2006/wordml" xmlns:wps="http://schemas.microsoft.com/office/word/2010/wordprocessingShape" mc:Ignorable="w14 w15 w16se w16cid w16 w16cex w16sdtdh w16sdtfl w16du wp14">
+<w:document xmlns:wpc="http://schemas.microsoft.com/office/word/2010/wordprocessingCanvas" xmlns:cx="http://schemas.microsoft.com/office/drawing/2014/chartex" xmlns:cx1="http://schemas.microsoft.com/office/drawing/2015/9/8/chartex" xmlns:mc="http://schemas.openxmlformats.org/markup-compatibility/2006" xmlns:o="urn:schemas-microsoft-com:office:office" xmlns:r="http://schemas.openxmlformats.org/officeDocument/2006/relationships" xmlns:m="http://schemas.openxmlformats.org/officeDocument/2006/math" xmlns:v="urn:schemas-microsoft-com:vml" xmlns:wp14="http://schemas.microsoft.com/office/word/2010/wordprocessingDrawing" xmlns:wp="http://schemas.openxmlformats.org/drawingml/2006/wordprocessingDrawing" xmlns:w10="urn:schemas-microsoft-com:office:word" xmlns:w="http://schemas.openxmlformats.org/wordprocessingml/2006/main" xmlns:w14="http://schemas.microsoft.com/office/word/2010/wordml" xmlns:w15="http://schemas.microsoft.com/office/word/2012/wordml" xmlns:w16se="http://schemas.microsoft.com/office/word/2015/wordml/symex" xmlns:wpg="http://schemas.microsoft.com/office/word/2010/wordprocessingGroup" xmlns:wpi="http://schemas.microsoft.com/office/word/2010/wordprocessingInk" xmlns:wne="http://schemas.microsoft.com/office/word/2006/wordml" xmlns:wps="http://schemas.microsoft.com/office/word/2010/wordprocessingShape" mc:Ignorable="w14 w15 w16se wp14">
   <w:body>
     <w:p>
       <w:pPr>
@@ -145,7 +145,7 @@
           <w:sz w:val="24"/>
         </w:rPr>
         <w:pict>
-          <v:rect id="_x0000_i1646" style="width:0;height:1.5pt" o:hrstd="t" o:hr="t" fillcolor="#a0a0a0" stroked="f"/>
+          <v:rect id="_x0000_i1025" style="width:0;height:1.5pt" o:hrstd="t" o:hr="t" fillcolor="#a0a0a0" stroked="f"/>
         </w:pict>
       </w:r>
     </w:p>
@@ -377,7 +377,7 @@
           <w:sz w:val="24"/>
         </w:rPr>
         <w:pict>
-          <v:rect id="_x0000_i1648" style="width:0;height:1.5pt" o:hrstd="t" o:hr="t" fillcolor="#a0a0a0" stroked="f"/>
+          <v:rect id="_x0000_i1026" style="width:0;height:1.5pt" o:hrstd="t" o:hr="t" fillcolor="#a0a0a0" stroked="f"/>
         </w:pict>
       </w:r>
     </w:p>
@@ -680,7 +680,7 @@
           <w:sz w:val="24"/>
         </w:rPr>
         <w:pict>
-          <v:rect id="_x0000_i1651" style="width:0;height:1.5pt" o:hrstd="t" o:hr="t" fillcolor="#a0a0a0" stroked="f"/>
+          <v:rect id="_x0000_i1027" style="width:0;height:1.5pt" o:hrstd="t" o:hr="t" fillcolor="#a0a0a0" stroked="f"/>
         </w:pict>
       </w:r>
     </w:p>
@@ -922,7 +922,7 @@
           <w:sz w:val="24"/>
         </w:rPr>
         <w:pict>
-          <v:rect id="_x0000_i1652" style="width:0;height:1.5pt" o:hrstd="t" o:hr="t" fillcolor="#a0a0a0" stroked="f"/>
+          <v:rect id="_x0000_i1028" style="width:0;height:1.5pt" o:hrstd="t" o:hr="t" fillcolor="#a0a0a0" stroked="f"/>
         </w:pict>
       </w:r>
     </w:p>
@@ -980,19 +980,28 @@
           <w:sz w:val="24"/>
         </w:rPr>
       </w:pPr>
-      <w:r>
-        <w:rPr>
-          <w:rFonts w:ascii="Times New Roman" w:hAnsi="Times New Roman" w:cs="Times New Roman"/>
-          <w:sz w:val="24"/>
-        </w:rPr>
-        <w:t>ssh -</w:t>
-      </w:r>
       <w:proofErr w:type="spellStart"/>
       <w:r>
         <w:rPr>
           <w:rFonts w:ascii="Times New Roman" w:hAnsi="Times New Roman" w:cs="Times New Roman"/>
           <w:sz w:val="24"/>
         </w:rPr>
+        <w:t>ssh</w:t>
+      </w:r>
+      <w:proofErr w:type="spellEnd"/>
+      <w:r>
+        <w:rPr>
+          <w:rFonts w:ascii="Times New Roman" w:hAnsi="Times New Roman" w:cs="Times New Roman"/>
+          <w:sz w:val="24"/>
+        </w:rPr>
+        <w:t xml:space="preserve"> -</w:t>
+      </w:r>
+      <w:proofErr w:type="spellStart"/>
+      <w:r>
+        <w:rPr>
+          <w:rFonts w:ascii="Times New Roman" w:hAnsi="Times New Roman" w:cs="Times New Roman"/>
+          <w:sz w:val="24"/>
+        </w:rPr>
         <w:t>i</w:t>
       </w:r>
       <w:proofErr w:type="spellEnd"/>
@@ -1017,7 +1026,23 @@
           <w:rFonts w:ascii="Times New Roman" w:hAnsi="Times New Roman" w:cs="Times New Roman"/>
           <w:sz w:val="24"/>
         </w:rPr>
-        <w:t xml:space="preserve"> ubuntu@&lt;BASTION_PUBLIC_IP&gt;</w:t>
+        <w:t xml:space="preserve"> </w:t>
+      </w:r>
+      <w:proofErr w:type="spellStart"/>
+      <w:r>
+        <w:rPr>
+          <w:rFonts w:ascii="Times New Roman" w:hAnsi="Times New Roman" w:cs="Times New Roman"/>
+          <w:sz w:val="24"/>
+        </w:rPr>
+        <w:t>ubuntu</w:t>
+      </w:r>
+      <w:proofErr w:type="spellEnd"/>
+      <w:r>
+        <w:rPr>
+          <w:rFonts w:ascii="Times New Roman" w:hAnsi="Times New Roman" w:cs="Times New Roman"/>
+          <w:sz w:val="24"/>
+        </w:rPr>
+        <w:t>@&lt;BASTION_PUBLIC_IP&gt;</w:t>
       </w:r>
     </w:p>
     <w:p>
@@ -1131,7 +1156,7 @@
           <w:sz w:val="24"/>
         </w:rPr>
         <w:pict>
-          <v:rect id="_x0000_i1653" style="width:0;height:1.5pt" o:hrstd="t" o:hr="t" fillcolor="#a0a0a0" stroked="f"/>
+          <v:rect id="_x0000_i1029" style="width:0;height:1.5pt" o:hrstd="t" o:hr="t" fillcolor="#a0a0a0" stroked="f"/>
         </w:pict>
       </w:r>
     </w:p>
@@ -1189,12 +1214,21 @@
           <w:sz w:val="24"/>
         </w:rPr>
       </w:pPr>
-      <w:r>
-        <w:rPr>
-          <w:rFonts w:ascii="Times New Roman" w:hAnsi="Times New Roman" w:cs="Times New Roman"/>
-          <w:sz w:val="24"/>
-        </w:rPr>
-        <w:t>ssh -</w:t>
+      <w:proofErr w:type="spellStart"/>
+      <w:r>
+        <w:rPr>
+          <w:rFonts w:ascii="Times New Roman" w:hAnsi="Times New Roman" w:cs="Times New Roman"/>
+          <w:sz w:val="24"/>
+        </w:rPr>
+        <w:t>ssh</w:t>
+      </w:r>
+      <w:proofErr w:type="spellEnd"/>
+      <w:r>
+        <w:rPr>
+          <w:rFonts w:ascii="Times New Roman" w:hAnsi="Times New Roman" w:cs="Times New Roman"/>
+          <w:sz w:val="24"/>
+        </w:rPr>
+        <w:t xml:space="preserve"> -</w:t>
       </w:r>
       <w:proofErr w:type="spellStart"/>
       <w:r>
@@ -1352,897 +1386,15 @@
     <w:p>
       <w:pPr>
         <w:ind w:left="270" w:right="-360"/>
-        <w:jc w:val="center"/>
-        <w:rPr>
-          <w:rFonts w:ascii="Times New Roman" w:hAnsi="Times New Roman" w:cs="Times New Roman"/>
-          <w:b/>
-          <w:sz w:val="28"/>
-          <w:u w:val="single"/>
-        </w:rPr>
-      </w:pPr>
-      <w:r>
-        <w:rPr>
-          <w:rFonts w:ascii="Times New Roman" w:hAnsi="Times New Roman" w:cs="Times New Roman"/>
-          <w:b/>
-          <w:sz w:val="28"/>
-          <w:u w:val="single"/>
-        </w:rPr>
-        <w:t>VPC USING NAT GATEWAY</w:t>
-      </w:r>
-    </w:p>
-    <w:p>
-      <w:pPr>
-        <w:pStyle w:val="ListParagraph"/>
-        <w:numPr>
-          <w:ilvl w:val="0"/>
-          <w:numId w:val="2"/>
-        </w:numPr>
-        <w:ind w:left="270" w:right="-360"/>
         <w:jc w:val="both"/>
         <w:rPr>
           <w:rFonts w:ascii="Times New Roman" w:hAnsi="Times New Roman" w:cs="Times New Roman"/>
           <w:sz w:val="24"/>
-        </w:rPr>
-      </w:pPr>
-      <w:r>
-        <w:rPr>
-          <w:rFonts w:ascii="Times New Roman" w:hAnsi="Times New Roman" w:cs="Times New Roman"/>
-          <w:sz w:val="24"/>
-        </w:rPr>
-        <w:t xml:space="preserve">In the above steps </w:t>
-      </w:r>
-      <w:proofErr w:type="gramStart"/>
-      <w:r>
-        <w:rPr>
-          <w:rFonts w:ascii="Times New Roman" w:hAnsi="Times New Roman" w:cs="Times New Roman"/>
-          <w:sz w:val="24"/>
-        </w:rPr>
-        <w:t xml:space="preserve">it </w:t>
-      </w:r>
-      <w:r>
-        <w:rPr>
-          <w:rFonts w:ascii="Times New Roman" w:hAnsi="Times New Roman" w:cs="Times New Roman"/>
-          <w:sz w:val="24"/>
-        </w:rPr>
-        <w:t xml:space="preserve"> </w:t>
-      </w:r>
-      <w:r>
-        <w:rPr>
-          <w:rFonts w:ascii="Times New Roman" w:hAnsi="Times New Roman" w:cs="Times New Roman"/>
-          <w:sz w:val="24"/>
-        </w:rPr>
-        <w:t>clear</w:t>
-      </w:r>
-      <w:proofErr w:type="gramEnd"/>
-      <w:r>
-        <w:rPr>
-          <w:rFonts w:ascii="Times New Roman" w:hAnsi="Times New Roman" w:cs="Times New Roman"/>
-          <w:sz w:val="24"/>
-        </w:rPr>
-        <w:t xml:space="preserve"> there is no </w:t>
-      </w:r>
-      <w:r>
-        <w:rPr>
-          <w:rFonts w:ascii="Times New Roman" w:hAnsi="Times New Roman" w:cs="Times New Roman"/>
-          <w:sz w:val="24"/>
-        </w:rPr>
-        <w:t>internet access, if we want to install or update anything in the inst</w:t>
-      </w:r>
-      <w:r>
-        <w:rPr>
-          <w:rFonts w:ascii="Times New Roman" w:hAnsi="Times New Roman" w:cs="Times New Roman"/>
-          <w:sz w:val="24"/>
-        </w:rPr>
-        <w:t>ances present in private subnet.</w:t>
-      </w:r>
-    </w:p>
-    <w:p>
-      <w:pPr>
-        <w:pStyle w:val="ListParagraph"/>
-        <w:numPr>
-          <w:ilvl w:val="0"/>
-          <w:numId w:val="2"/>
-        </w:numPr>
-        <w:ind w:left="270" w:right="-360"/>
-        <w:jc w:val="both"/>
-        <w:rPr>
-          <w:rFonts w:ascii="Times New Roman" w:hAnsi="Times New Roman" w:cs="Times New Roman"/>
-          <w:sz w:val="24"/>
-        </w:rPr>
-      </w:pPr>
-      <w:r>
-        <w:rPr>
-          <w:rFonts w:ascii="Times New Roman" w:hAnsi="Times New Roman" w:cs="Times New Roman"/>
-          <w:sz w:val="24"/>
-        </w:rPr>
-        <w:t>Network Address Translator (NAT Gateway)</w:t>
-      </w:r>
-      <w:r>
-        <w:rPr>
-          <w:rFonts w:ascii="Times New Roman" w:hAnsi="Times New Roman" w:cs="Times New Roman"/>
-          <w:sz w:val="24"/>
-        </w:rPr>
-        <w:t xml:space="preserve"> will solve this problem</w:t>
-      </w:r>
-      <w:r>
-        <w:rPr>
-          <w:rFonts w:ascii="Times New Roman" w:hAnsi="Times New Roman" w:cs="Times New Roman"/>
-          <w:sz w:val="24"/>
-        </w:rPr>
-        <w:t>. Goto NAT Gateway in the left side menu bar</w:t>
-      </w:r>
-      <w:r>
-        <w:rPr>
-          <w:rFonts w:ascii="Times New Roman" w:hAnsi="Times New Roman" w:cs="Times New Roman"/>
-          <w:sz w:val="24"/>
-        </w:rPr>
-        <w:t xml:space="preserve"> of VPC</w:t>
-      </w:r>
-      <w:r>
-        <w:rPr>
-          <w:rFonts w:ascii="Times New Roman" w:hAnsi="Times New Roman" w:cs="Times New Roman"/>
-          <w:sz w:val="24"/>
-        </w:rPr>
-        <w:t xml:space="preserve"> and click on create NAT gateway.</w:t>
-      </w:r>
-    </w:p>
-    <w:p>
-      <w:pPr>
-        <w:pStyle w:val="ListParagraph"/>
-        <w:numPr>
-          <w:ilvl w:val="0"/>
-          <w:numId w:val="2"/>
-        </w:numPr>
-        <w:ind w:left="270" w:right="-360"/>
-        <w:jc w:val="both"/>
-        <w:rPr>
-          <w:rFonts w:ascii="Times New Roman" w:hAnsi="Times New Roman" w:cs="Times New Roman"/>
-          <w:sz w:val="24"/>
-        </w:rPr>
-      </w:pPr>
-      <w:r>
-        <w:rPr>
-          <w:rFonts w:ascii="Times New Roman" w:hAnsi="Times New Roman" w:cs="Times New Roman"/>
-          <w:sz w:val="24"/>
-        </w:rPr>
-        <w:t xml:space="preserve">Give the Nat gateway name, select </w:t>
-      </w:r>
-      <w:r>
-        <w:rPr>
-          <w:rFonts w:ascii="Times New Roman" w:hAnsi="Times New Roman" w:cs="Times New Roman"/>
-          <w:sz w:val="24"/>
-        </w:rPr>
-        <w:t>your VPC, scroll down and cli</w:t>
-      </w:r>
-      <w:r>
-        <w:rPr>
-          <w:rFonts w:ascii="Times New Roman" w:hAnsi="Times New Roman" w:cs="Times New Roman"/>
-          <w:sz w:val="24"/>
-        </w:rPr>
-        <w:t>ck create NAT gateway</w:t>
-      </w:r>
-      <w:r>
-        <w:rPr>
-          <w:rFonts w:ascii="Times New Roman" w:hAnsi="Times New Roman" w:cs="Times New Roman"/>
-          <w:sz w:val="24"/>
-        </w:rPr>
-        <w:t>.</w:t>
-      </w:r>
-    </w:p>
-    <w:p>
-      <w:pPr>
-        <w:pStyle w:val="ListParagraph"/>
-        <w:numPr>
-          <w:ilvl w:val="0"/>
-          <w:numId w:val="2"/>
-        </w:numPr>
-        <w:ind w:left="270" w:right="-360"/>
-        <w:jc w:val="both"/>
-        <w:rPr>
-          <w:rFonts w:ascii="Times New Roman" w:hAnsi="Times New Roman" w:cs="Times New Roman"/>
-          <w:sz w:val="24"/>
-        </w:rPr>
-      </w:pPr>
-      <w:r>
-        <w:rPr>
-          <w:rFonts w:ascii="Times New Roman" w:hAnsi="Times New Roman" w:cs="Times New Roman"/>
-          <w:sz w:val="24"/>
-        </w:rPr>
-        <w:t xml:space="preserve">So </w:t>
-      </w:r>
-      <w:proofErr w:type="gramStart"/>
-      <w:r>
-        <w:rPr>
-          <w:rFonts w:ascii="Times New Roman" w:hAnsi="Times New Roman" w:cs="Times New Roman"/>
-          <w:sz w:val="24"/>
-        </w:rPr>
-        <w:t>Now</w:t>
-      </w:r>
-      <w:proofErr w:type="gramEnd"/>
-      <w:r>
-        <w:rPr>
-          <w:rFonts w:ascii="Times New Roman" w:hAnsi="Times New Roman" w:cs="Times New Roman"/>
-          <w:sz w:val="24"/>
-        </w:rPr>
-        <w:t xml:space="preserve"> create a rout</w:t>
-      </w:r>
-      <w:r>
-        <w:rPr>
-          <w:rFonts w:ascii="Times New Roman" w:hAnsi="Times New Roman" w:cs="Times New Roman"/>
-          <w:sz w:val="24"/>
-        </w:rPr>
-        <w:t>e</w:t>
-      </w:r>
-      <w:r>
-        <w:rPr>
-          <w:rFonts w:ascii="Times New Roman" w:hAnsi="Times New Roman" w:cs="Times New Roman"/>
-          <w:sz w:val="24"/>
-        </w:rPr>
-        <w:t xml:space="preserve"> for accessing </w:t>
-      </w:r>
-      <w:proofErr w:type="spellStart"/>
-      <w:r>
-        <w:rPr>
-          <w:rFonts w:ascii="Times New Roman" w:hAnsi="Times New Roman" w:cs="Times New Roman"/>
-          <w:sz w:val="24"/>
-        </w:rPr>
-        <w:t>NATGateway</w:t>
-      </w:r>
-      <w:proofErr w:type="spellEnd"/>
-      <w:r>
-        <w:rPr>
-          <w:rFonts w:ascii="Times New Roman" w:hAnsi="Times New Roman" w:cs="Times New Roman"/>
-          <w:sz w:val="24"/>
-        </w:rPr>
-        <w:t>. Goto Route table click on create route table and give the route table name</w:t>
-      </w:r>
-      <w:r>
-        <w:rPr>
-          <w:rFonts w:ascii="Times New Roman" w:hAnsi="Times New Roman" w:cs="Times New Roman"/>
-          <w:sz w:val="24"/>
-        </w:rPr>
-        <w:t xml:space="preserve"> as bastion </w:t>
-      </w:r>
-      <w:proofErr w:type="gramStart"/>
-      <w:r>
-        <w:rPr>
-          <w:rFonts w:ascii="Times New Roman" w:hAnsi="Times New Roman" w:cs="Times New Roman"/>
-          <w:sz w:val="24"/>
-        </w:rPr>
-        <w:t>route ,</w:t>
-      </w:r>
-      <w:proofErr w:type="gramEnd"/>
-      <w:r>
-        <w:rPr>
-          <w:rFonts w:ascii="Times New Roman" w:hAnsi="Times New Roman" w:cs="Times New Roman"/>
-          <w:sz w:val="24"/>
-        </w:rPr>
-        <w:t xml:space="preserve"> select</w:t>
-      </w:r>
-      <w:r>
-        <w:rPr>
-          <w:rFonts w:ascii="Times New Roman" w:hAnsi="Times New Roman" w:cs="Times New Roman"/>
-          <w:sz w:val="24"/>
-        </w:rPr>
-        <w:t xml:space="preserve"> our customized </w:t>
-      </w:r>
-      <w:proofErr w:type="spellStart"/>
-      <w:r>
-        <w:rPr>
-          <w:rFonts w:ascii="Times New Roman" w:hAnsi="Times New Roman" w:cs="Times New Roman"/>
-          <w:sz w:val="24"/>
-        </w:rPr>
-        <w:t>vpc</w:t>
-      </w:r>
-      <w:proofErr w:type="spellEnd"/>
-      <w:r>
-        <w:rPr>
-          <w:rFonts w:ascii="Times New Roman" w:hAnsi="Times New Roman" w:cs="Times New Roman"/>
-          <w:sz w:val="24"/>
-        </w:rPr>
-        <w:t xml:space="preserve"> and click on create route</w:t>
-      </w:r>
-      <w:r>
-        <w:rPr>
-          <w:rFonts w:ascii="Times New Roman" w:hAnsi="Times New Roman" w:cs="Times New Roman"/>
-          <w:sz w:val="24"/>
-        </w:rPr>
-        <w:t>.</w:t>
-      </w:r>
-    </w:p>
-    <w:p>
-      <w:pPr>
-        <w:pStyle w:val="ListParagraph"/>
-        <w:numPr>
-          <w:ilvl w:val="0"/>
-          <w:numId w:val="2"/>
-        </w:numPr>
-        <w:ind w:left="270" w:right="-360"/>
-        <w:jc w:val="both"/>
-        <w:rPr>
-          <w:rFonts w:ascii="Times New Roman" w:hAnsi="Times New Roman" w:cs="Times New Roman"/>
-          <w:sz w:val="24"/>
-        </w:rPr>
-      </w:pPr>
-      <w:r>
-        <w:rPr>
-          <w:rFonts w:ascii="Times New Roman" w:hAnsi="Times New Roman" w:cs="Times New Roman"/>
-          <w:sz w:val="24"/>
-        </w:rPr>
-        <w:t>Select the route, c</w:t>
-      </w:r>
-      <w:r>
-        <w:rPr>
-          <w:rFonts w:ascii="Times New Roman" w:hAnsi="Times New Roman" w:cs="Times New Roman"/>
-          <w:sz w:val="24"/>
-        </w:rPr>
-        <w:t xml:space="preserve">lick on actions, </w:t>
-      </w:r>
-      <w:proofErr w:type="spellStart"/>
-      <w:r>
-        <w:rPr>
-          <w:rFonts w:ascii="Times New Roman" w:hAnsi="Times New Roman" w:cs="Times New Roman"/>
-          <w:sz w:val="24"/>
-        </w:rPr>
-        <w:t>goto</w:t>
-      </w:r>
-      <w:proofErr w:type="spellEnd"/>
-      <w:r>
-        <w:rPr>
-          <w:rFonts w:ascii="Times New Roman" w:hAnsi="Times New Roman" w:cs="Times New Roman"/>
-          <w:sz w:val="24"/>
-        </w:rPr>
-        <w:t xml:space="preserve"> edit subnet associations and add private subnet to this bastion route.</w:t>
-      </w:r>
-    </w:p>
-    <w:p>
-      <w:pPr>
-        <w:pStyle w:val="ListParagraph"/>
-        <w:numPr>
-          <w:ilvl w:val="0"/>
-          <w:numId w:val="2"/>
-        </w:numPr>
-        <w:ind w:left="270" w:right="-360"/>
-        <w:jc w:val="both"/>
-        <w:rPr>
-          <w:rFonts w:ascii="Times New Roman" w:hAnsi="Times New Roman" w:cs="Times New Roman"/>
-          <w:sz w:val="24"/>
-        </w:rPr>
-      </w:pPr>
-      <w:proofErr w:type="gramStart"/>
-      <w:r>
-        <w:rPr>
-          <w:rFonts w:ascii="Times New Roman" w:hAnsi="Times New Roman" w:cs="Times New Roman"/>
-          <w:sz w:val="24"/>
-        </w:rPr>
-        <w:t>Again</w:t>
-      </w:r>
-      <w:proofErr w:type="gramEnd"/>
-      <w:r>
-        <w:rPr>
-          <w:rFonts w:ascii="Times New Roman" w:hAnsi="Times New Roman" w:cs="Times New Roman"/>
-          <w:sz w:val="24"/>
-        </w:rPr>
-        <w:t xml:space="preserve"> </w:t>
-      </w:r>
-      <w:proofErr w:type="spellStart"/>
-      <w:r>
-        <w:rPr>
-          <w:rFonts w:ascii="Times New Roman" w:hAnsi="Times New Roman" w:cs="Times New Roman"/>
-          <w:sz w:val="24"/>
-        </w:rPr>
-        <w:t>goto</w:t>
-      </w:r>
-      <w:proofErr w:type="spellEnd"/>
-      <w:r>
-        <w:rPr>
-          <w:rFonts w:ascii="Times New Roman" w:hAnsi="Times New Roman" w:cs="Times New Roman"/>
-          <w:sz w:val="24"/>
-        </w:rPr>
-        <w:t xml:space="preserve"> actions and click on edit routes, attach NAT Gateway </w:t>
-      </w:r>
-      <w:r>
-        <w:rPr>
-          <w:rFonts w:ascii="Times New Roman" w:hAnsi="Times New Roman" w:cs="Times New Roman"/>
-          <w:sz w:val="24"/>
-        </w:rPr>
-        <w:t xml:space="preserve">with 0.0.0.0/0, select your NAT gateway name in the </w:t>
-      </w:r>
-      <w:proofErr w:type="gramStart"/>
-      <w:r>
-        <w:rPr>
-          <w:rFonts w:ascii="Times New Roman" w:hAnsi="Times New Roman" w:cs="Times New Roman"/>
-          <w:sz w:val="24"/>
-        </w:rPr>
-        <w:t>drop down</w:t>
-      </w:r>
-      <w:proofErr w:type="gramEnd"/>
-      <w:r>
-        <w:rPr>
-          <w:rFonts w:ascii="Times New Roman" w:hAnsi="Times New Roman" w:cs="Times New Roman"/>
-          <w:sz w:val="24"/>
-        </w:rPr>
-        <w:t xml:space="preserve"> menu </w:t>
-      </w:r>
-      <w:r>
-        <w:rPr>
-          <w:rFonts w:ascii="Times New Roman" w:hAnsi="Times New Roman" w:cs="Times New Roman"/>
-          <w:sz w:val="24"/>
-        </w:rPr>
-        <w:t>and click on save changes.</w:t>
-      </w:r>
-    </w:p>
-    <w:p>
-      <w:pPr>
-        <w:pStyle w:val="ListParagraph"/>
-        <w:numPr>
-          <w:ilvl w:val="0"/>
-          <w:numId w:val="2"/>
-        </w:numPr>
-        <w:ind w:left="270" w:right="-360"/>
-        <w:jc w:val="both"/>
-        <w:rPr>
-          <w:rFonts w:ascii="Times New Roman" w:hAnsi="Times New Roman" w:cs="Times New Roman"/>
-          <w:sz w:val="24"/>
-        </w:rPr>
-      </w:pPr>
-      <w:r>
-        <w:rPr>
-          <w:rFonts w:ascii="Times New Roman" w:hAnsi="Times New Roman" w:cs="Times New Roman"/>
-          <w:sz w:val="24"/>
-        </w:rPr>
-        <w:t xml:space="preserve">Now check in the </w:t>
-      </w:r>
-      <w:proofErr w:type="spellStart"/>
-      <w:r>
-        <w:rPr>
-          <w:rFonts w:ascii="Times New Roman" w:hAnsi="Times New Roman" w:cs="Times New Roman"/>
-          <w:sz w:val="24"/>
-        </w:rPr>
-        <w:t>dbsever</w:t>
-      </w:r>
-      <w:proofErr w:type="spellEnd"/>
-      <w:r>
-        <w:rPr>
-          <w:rFonts w:ascii="Times New Roman" w:hAnsi="Times New Roman" w:cs="Times New Roman"/>
-          <w:sz w:val="24"/>
-        </w:rPr>
-        <w:t xml:space="preserve"> you will internet in ec2 of private subnet.</w:t>
-      </w:r>
-    </w:p>
-    <w:p>
-      <w:pPr>
-        <w:pStyle w:val="ListParagraph"/>
-        <w:ind w:left="270" w:right="-360"/>
-        <w:jc w:val="both"/>
-        <w:rPr>
-          <w:rFonts w:ascii="Times New Roman" w:hAnsi="Times New Roman" w:cs="Times New Roman"/>
-          <w:sz w:val="24"/>
-        </w:rPr>
-      </w:pPr>
-    </w:p>
-    <w:p>
-      <w:pPr>
-        <w:pStyle w:val="ListParagraph"/>
-        <w:ind w:left="270" w:right="-360"/>
-        <w:jc w:val="center"/>
-        <w:rPr>
-          <w:rFonts w:ascii="Times New Roman" w:hAnsi="Times New Roman" w:cs="Times New Roman"/>
-          <w:b/>
-          <w:sz w:val="28"/>
           <w:szCs w:val="24"/>
-          <w:u w:val="single"/>
-        </w:rPr>
-      </w:pPr>
-      <w:r>
-        <w:rPr>
-          <w:rFonts w:ascii="Times New Roman" w:hAnsi="Times New Roman" w:cs="Times New Roman"/>
-          <w:b/>
-          <w:sz w:val="28"/>
-          <w:szCs w:val="24"/>
-          <w:u w:val="single"/>
-        </w:rPr>
-        <w:t>SCENARIO BASED QUESTIONS</w:t>
-      </w:r>
-    </w:p>
-    <w:p>
-      <w:pPr>
-        <w:pStyle w:val="ListParagraph"/>
-        <w:ind w:left="270" w:right="-360"/>
-        <w:jc w:val="center"/>
-        <w:rPr>
-          <w:rFonts w:ascii="Times New Roman" w:hAnsi="Times New Roman" w:cs="Times New Roman"/>
-          <w:b/>
-          <w:sz w:val="28"/>
-          <w:szCs w:val="24"/>
-          <w:u w:val="single"/>
-        </w:rPr>
-      </w:pPr>
-    </w:p>
-    <w:p>
-      <w:pPr>
-        <w:pStyle w:val="ListParagraph"/>
-        <w:numPr>
-          <w:ilvl w:val="0"/>
-          <w:numId w:val="6"/>
-        </w:numPr>
-        <w:spacing w:before="100" w:beforeAutospacing="1" w:after="100" w:afterAutospacing="1" w:line="240" w:lineRule="auto"/>
-        <w:ind w:left="270"/>
-        <w:jc w:val="both"/>
-        <w:rPr>
-          <w:rFonts w:ascii="Times New Roman" w:eastAsia="Times New Roman" w:hAnsi="Times New Roman" w:cs="Times New Roman"/>
-          <w:sz w:val="24"/>
-          <w:szCs w:val="24"/>
-        </w:rPr>
-      </w:pPr>
-      <w:r>
-        <w:rPr>
-          <w:rFonts w:ascii="Times New Roman" w:eastAsia="Times New Roman" w:hAnsi="Times New Roman" w:cs="Times New Roman"/>
-          <w:sz w:val="24"/>
-          <w:szCs w:val="24"/>
-        </w:rPr>
-        <w:t xml:space="preserve">You have multiple private subnets in different AZs. Should you use </w:t>
-      </w:r>
-      <w:r>
-        <w:rPr>
-          <w:rFonts w:ascii="Times New Roman" w:eastAsia="Times New Roman" w:hAnsi="Times New Roman" w:cs="Times New Roman"/>
-          <w:b/>
-          <w:bCs/>
-          <w:sz w:val="24"/>
-          <w:szCs w:val="24"/>
-        </w:rPr>
-        <w:t>one NAT Gateway or multiple NAT Gateways</w:t>
-      </w:r>
-      <w:r>
-        <w:rPr>
-          <w:rFonts w:ascii="Times New Roman" w:eastAsia="Times New Roman" w:hAnsi="Times New Roman" w:cs="Times New Roman"/>
-          <w:sz w:val="24"/>
-          <w:szCs w:val="24"/>
-        </w:rPr>
-        <w:t>? Explain your design choice.</w:t>
-      </w:r>
-    </w:p>
-    <w:p>
-      <w:pPr>
-        <w:pStyle w:val="ListParagraph"/>
-        <w:numPr>
-          <w:ilvl w:val="0"/>
-          <w:numId w:val="6"/>
-        </w:numPr>
-        <w:spacing w:before="100" w:beforeAutospacing="1" w:after="100" w:afterAutospacing="1" w:line="240" w:lineRule="auto"/>
-        <w:ind w:left="270"/>
-        <w:jc w:val="both"/>
-        <w:rPr>
-          <w:rFonts w:ascii="Times New Roman" w:eastAsia="Times New Roman" w:hAnsi="Times New Roman" w:cs="Times New Roman"/>
-          <w:sz w:val="24"/>
-          <w:szCs w:val="24"/>
-        </w:rPr>
-      </w:pPr>
-      <w:r>
-        <w:rPr>
-          <w:rFonts w:ascii="Times New Roman" w:hAnsi="Times New Roman" w:cs="Times New Roman"/>
-          <w:sz w:val="24"/>
-          <w:szCs w:val="24"/>
-        </w:rPr>
-        <w:t>Your private subnet instances can reach the internet, but the NAT Gateway shows no traffic.</w:t>
-      </w:r>
-      <w:r>
-        <w:rPr>
-          <w:rFonts w:ascii="Times New Roman" w:hAnsi="Times New Roman" w:cs="Times New Roman"/>
-          <w:sz w:val="24"/>
-          <w:szCs w:val="24"/>
-        </w:rPr>
-        <w:br/>
-        <w:t>What could be the possible reasons?</w:t>
-      </w:r>
-    </w:p>
-    <w:p>
-      <w:pPr>
-        <w:pStyle w:val="ListParagraph"/>
-        <w:numPr>
-          <w:ilvl w:val="0"/>
-          <w:numId w:val="6"/>
-        </w:numPr>
-        <w:spacing w:before="100" w:beforeAutospacing="1" w:after="100" w:afterAutospacing="1" w:line="240" w:lineRule="auto"/>
-        <w:ind w:left="270"/>
-        <w:jc w:val="both"/>
-        <w:rPr>
-          <w:rFonts w:ascii="Times New Roman" w:eastAsia="Times New Roman" w:hAnsi="Times New Roman" w:cs="Times New Roman"/>
-          <w:sz w:val="24"/>
-          <w:szCs w:val="24"/>
-        </w:rPr>
-      </w:pPr>
-      <w:r>
-        <w:rPr>
-          <w:rFonts w:ascii="Times New Roman" w:eastAsia="Times New Roman" w:hAnsi="Times New Roman" w:cs="Times New Roman"/>
-          <w:sz w:val="24"/>
-          <w:szCs w:val="24"/>
-        </w:rPr>
-        <w:t xml:space="preserve">A NAT Gateway was accidentally created in a </w:t>
-      </w:r>
-      <w:r>
-        <w:rPr>
-          <w:rFonts w:ascii="Times New Roman" w:eastAsia="Times New Roman" w:hAnsi="Times New Roman" w:cs="Times New Roman"/>
-          <w:b/>
-          <w:bCs/>
-          <w:sz w:val="24"/>
-          <w:szCs w:val="24"/>
-        </w:rPr>
-        <w:t>private subnet</w:t>
-      </w:r>
-      <w:r>
-        <w:rPr>
-          <w:rFonts w:ascii="Times New Roman" w:eastAsia="Times New Roman" w:hAnsi="Times New Roman" w:cs="Times New Roman"/>
-          <w:sz w:val="24"/>
-          <w:szCs w:val="24"/>
-        </w:rPr>
-        <w:t xml:space="preserve"> instead of a public subnet.</w:t>
-      </w:r>
-      <w:r>
-        <w:rPr>
-          <w:rFonts w:ascii="Times New Roman" w:eastAsia="Times New Roman" w:hAnsi="Times New Roman" w:cs="Times New Roman"/>
-          <w:sz w:val="24"/>
-          <w:szCs w:val="24"/>
-        </w:rPr>
-        <w:br/>
-        <w:t>What problem will occur, and how would you fix it?</w:t>
-      </w:r>
-    </w:p>
-    <w:p>
-      <w:pPr>
-        <w:pStyle w:val="ListParagraph"/>
-        <w:numPr>
-          <w:ilvl w:val="0"/>
-          <w:numId w:val="6"/>
-        </w:numPr>
-        <w:spacing w:before="100" w:beforeAutospacing="1" w:after="100" w:afterAutospacing="1" w:line="240" w:lineRule="auto"/>
-        <w:ind w:left="270"/>
-        <w:jc w:val="both"/>
-        <w:rPr>
-          <w:rFonts w:ascii="Times New Roman" w:eastAsia="Times New Roman" w:hAnsi="Times New Roman" w:cs="Times New Roman"/>
-          <w:sz w:val="24"/>
-          <w:szCs w:val="24"/>
-        </w:rPr>
-      </w:pPr>
-      <w:r>
-        <w:rPr>
-          <w:rFonts w:ascii="Times New Roman" w:eastAsia="Times New Roman" w:hAnsi="Times New Roman" w:cs="Times New Roman"/>
-          <w:sz w:val="24"/>
-          <w:szCs w:val="24"/>
-        </w:rPr>
-        <w:t>An application running in a private subnet requires outbound access only to a few trusted external services.</w:t>
-      </w:r>
-      <w:r>
-        <w:rPr>
-          <w:rFonts w:ascii="Times New Roman" w:eastAsia="Times New Roman" w:hAnsi="Times New Roman" w:cs="Times New Roman"/>
-          <w:sz w:val="24"/>
-          <w:szCs w:val="24"/>
-        </w:rPr>
-        <w:br/>
-        <w:t>How would you restrict traffic while still using a NAT Gateway?</w:t>
-      </w:r>
-    </w:p>
-    <w:p>
-      <w:pPr>
-        <w:pStyle w:val="ListParagraph"/>
-        <w:numPr>
-          <w:ilvl w:val="0"/>
-          <w:numId w:val="6"/>
-        </w:numPr>
-        <w:spacing w:before="100" w:beforeAutospacing="1" w:after="100" w:afterAutospacing="1" w:line="240" w:lineRule="auto"/>
-        <w:ind w:left="270"/>
-        <w:jc w:val="both"/>
-        <w:rPr>
-          <w:rFonts w:ascii="Times New Roman" w:eastAsia="Times New Roman" w:hAnsi="Times New Roman" w:cs="Times New Roman"/>
-          <w:sz w:val="24"/>
-          <w:szCs w:val="24"/>
-        </w:rPr>
-      </w:pPr>
-      <w:r>
-        <w:rPr>
-          <w:rFonts w:ascii="Times New Roman" w:eastAsia="Times New Roman" w:hAnsi="Times New Roman" w:cs="Times New Roman"/>
-          <w:sz w:val="24"/>
-          <w:szCs w:val="24"/>
-        </w:rPr>
-        <w:t>Multiple teams share a single VPC and NAT Gateway. One team’s traffic is affecting others.</w:t>
-      </w:r>
-      <w:r>
-        <w:rPr>
-          <w:rFonts w:ascii="Times New Roman" w:eastAsia="Times New Roman" w:hAnsi="Times New Roman" w:cs="Times New Roman"/>
-          <w:sz w:val="24"/>
-          <w:szCs w:val="24"/>
-        </w:rPr>
-        <w:br/>
-        <w:t>How would you redesign the NAT Gateway setup to isolate traffic?</w:t>
-      </w:r>
-    </w:p>
-    <w:p>
-      <w:pPr>
-        <w:pStyle w:val="ListParagraph"/>
-        <w:numPr>
-          <w:ilvl w:val="0"/>
-          <w:numId w:val="6"/>
-        </w:numPr>
-        <w:spacing w:before="100" w:beforeAutospacing="1" w:after="100" w:afterAutospacing="1" w:line="240" w:lineRule="auto"/>
-        <w:ind w:left="270"/>
-        <w:jc w:val="both"/>
-        <w:rPr>
-          <w:rFonts w:ascii="Times New Roman" w:eastAsia="Times New Roman" w:hAnsi="Times New Roman" w:cs="Times New Roman"/>
-          <w:sz w:val="24"/>
-          <w:szCs w:val="24"/>
-        </w:rPr>
-      </w:pPr>
-      <w:r>
-        <w:rPr>
-          <w:rFonts w:ascii="Times New Roman" w:hAnsi="Times New Roman" w:cs="Times New Roman"/>
-          <w:sz w:val="24"/>
-          <w:szCs w:val="24"/>
-        </w:rPr>
-        <w:t xml:space="preserve">You can successfully SSH into a private EC2 instance using a Bastion server, but </w:t>
-      </w:r>
-      <w:r>
-        <w:rPr>
-          <w:rStyle w:val="HTMLCode"/>
-          <w:rFonts w:ascii="Times New Roman" w:eastAsiaTheme="minorHAnsi" w:hAnsi="Times New Roman" w:cs="Times New Roman"/>
-          <w:sz w:val="24"/>
-          <w:szCs w:val="24"/>
-        </w:rPr>
-        <w:t>yum update</w:t>
-      </w:r>
-      <w:r>
-        <w:rPr>
-          <w:rFonts w:ascii="Times New Roman" w:hAnsi="Times New Roman" w:cs="Times New Roman"/>
-          <w:sz w:val="24"/>
-          <w:szCs w:val="24"/>
-        </w:rPr>
-        <w:t xml:space="preserve"> / </w:t>
-      </w:r>
-      <w:r>
-        <w:rPr>
-          <w:rStyle w:val="HTMLCode"/>
-          <w:rFonts w:ascii="Times New Roman" w:eastAsiaTheme="minorHAnsi" w:hAnsi="Times New Roman" w:cs="Times New Roman"/>
-          <w:sz w:val="24"/>
-          <w:szCs w:val="24"/>
-        </w:rPr>
-        <w:t>apt update</w:t>
-      </w:r>
-      <w:r>
-        <w:rPr>
-          <w:rFonts w:ascii="Times New Roman" w:hAnsi="Times New Roman" w:cs="Times New Roman"/>
-          <w:sz w:val="24"/>
-          <w:szCs w:val="24"/>
-        </w:rPr>
-        <w:t xml:space="preserve"> fails inside the private instance. Why?</w:t>
-      </w:r>
-    </w:p>
-    <w:p>
-      <w:pPr>
-        <w:pStyle w:val="ListParagraph"/>
-        <w:numPr>
-          <w:ilvl w:val="0"/>
-          <w:numId w:val="6"/>
-        </w:numPr>
-        <w:spacing w:before="100" w:beforeAutospacing="1" w:after="100" w:afterAutospacing="1" w:line="240" w:lineRule="auto"/>
-        <w:ind w:left="270"/>
-        <w:jc w:val="both"/>
-        <w:rPr>
-          <w:rFonts w:ascii="Times New Roman" w:eastAsia="Times New Roman" w:hAnsi="Times New Roman" w:cs="Times New Roman"/>
-          <w:sz w:val="24"/>
-          <w:szCs w:val="24"/>
-        </w:rPr>
-      </w:pPr>
-      <w:r>
-        <w:rPr>
-          <w:rFonts w:ascii="Times New Roman" w:hAnsi="Times New Roman" w:cs="Times New Roman"/>
-          <w:sz w:val="24"/>
-          <w:szCs w:val="24"/>
-        </w:rPr>
-        <w:t>Private EC2 instances can access the internet through a NAT Gateway, but administrators cannot SSH into them using the Bastion server.</w:t>
-      </w:r>
-    </w:p>
-    <w:p>
-      <w:pPr>
-        <w:pStyle w:val="ListParagraph"/>
-        <w:numPr>
-          <w:ilvl w:val="0"/>
-          <w:numId w:val="6"/>
-        </w:numPr>
-        <w:spacing w:before="100" w:beforeAutospacing="1" w:after="100" w:afterAutospacing="1" w:line="240" w:lineRule="auto"/>
-        <w:ind w:left="270"/>
-        <w:jc w:val="both"/>
-        <w:rPr>
-          <w:rFonts w:ascii="Times New Roman" w:eastAsia="Times New Roman" w:hAnsi="Times New Roman" w:cs="Times New Roman"/>
-          <w:sz w:val="24"/>
-          <w:szCs w:val="24"/>
-        </w:rPr>
-      </w:pPr>
-      <w:r>
-        <w:rPr>
-          <w:rFonts w:ascii="Times New Roman" w:hAnsi="Times New Roman" w:cs="Times New Roman"/>
-          <w:sz w:val="24"/>
-          <w:szCs w:val="24"/>
-        </w:rPr>
-        <w:t xml:space="preserve">A Bastion server and NAT Gateway are both created in a </w:t>
-      </w:r>
-      <w:r>
-        <w:rPr>
-          <w:rStyle w:val="Strong"/>
-          <w:rFonts w:ascii="Times New Roman" w:hAnsi="Times New Roman" w:cs="Times New Roman"/>
-          <w:sz w:val="24"/>
-          <w:szCs w:val="24"/>
-        </w:rPr>
-        <w:t>private subnet</w:t>
-      </w:r>
-      <w:r>
-        <w:rPr>
-          <w:rFonts w:ascii="Times New Roman" w:hAnsi="Times New Roman" w:cs="Times New Roman"/>
-          <w:sz w:val="24"/>
-          <w:szCs w:val="24"/>
-        </w:rPr>
-        <w:t xml:space="preserve"> by mistake. What impact does this cause?</w:t>
-      </w:r>
-    </w:p>
-    <w:p>
-      <w:pPr>
-        <w:pStyle w:val="ListParagraph"/>
-        <w:numPr>
-          <w:ilvl w:val="0"/>
-          <w:numId w:val="6"/>
-        </w:numPr>
-        <w:spacing w:before="100" w:beforeAutospacing="1" w:after="100" w:afterAutospacing="1" w:line="240" w:lineRule="auto"/>
-        <w:ind w:left="270"/>
-        <w:jc w:val="both"/>
-        <w:rPr>
-          <w:rFonts w:ascii="Times New Roman" w:eastAsia="Times New Roman" w:hAnsi="Times New Roman" w:cs="Times New Roman"/>
-          <w:sz w:val="24"/>
-          <w:szCs w:val="24"/>
-        </w:rPr>
-      </w:pPr>
-      <w:r>
-        <w:rPr>
-          <w:rFonts w:ascii="Times New Roman" w:hAnsi="Times New Roman" w:cs="Times New Roman"/>
-          <w:sz w:val="24"/>
-          <w:szCs w:val="24"/>
-        </w:rPr>
-        <w:lastRenderedPageBreak/>
-        <w:t>SSH access to the Bastion server works, but SSH from Bastion to the private EC2 fails. Why?</w:t>
-      </w:r>
-    </w:p>
-    <w:p>
-      <w:pPr>
-        <w:pStyle w:val="ListParagraph"/>
-        <w:numPr>
-          <w:ilvl w:val="0"/>
-          <w:numId w:val="6"/>
-        </w:numPr>
-        <w:spacing w:before="100" w:beforeAutospacing="1" w:after="100" w:afterAutospacing="1" w:line="240" w:lineRule="auto"/>
-        <w:ind w:left="270"/>
-        <w:jc w:val="both"/>
-        <w:rPr>
-          <w:rFonts w:ascii="Times New Roman" w:eastAsia="Times New Roman" w:hAnsi="Times New Roman" w:cs="Times New Roman"/>
-          <w:sz w:val="24"/>
-          <w:szCs w:val="24"/>
-        </w:rPr>
-      </w:pPr>
-      <w:r>
-        <w:rPr>
-          <w:rFonts w:ascii="Times New Roman" w:hAnsi="Times New Roman" w:cs="Times New Roman"/>
-          <w:sz w:val="24"/>
-          <w:szCs w:val="24"/>
-        </w:rPr>
-        <w:t>A student claims that a Bastion server alone is enough to provide internet access to private instances. Why is Bastion not a replacement for NAT Gateway?</w:t>
-      </w:r>
-    </w:p>
-    <w:p>
-      <w:pPr>
-        <w:ind w:left="270" w:right="-360"/>
-        <w:jc w:val="both"/>
-        <w:rPr>
-          <w:rFonts w:ascii="Times New Roman" w:hAnsi="Times New Roman" w:cs="Times New Roman"/>
-          <w:sz w:val="24"/>
-          <w:szCs w:val="24"/>
-        </w:rPr>
-      </w:pPr>
+        </w:rPr>
+      </w:pPr>
+      <w:bookmarkStart w:id="0" w:name="_GoBack"/>
+      <w:bookmarkEnd w:id="0"/>
     </w:p>
     <w:sectPr>
       <w:pgSz w:w="12240" w:h="15840"/>
@@ -2255,7 +1407,7 @@
 </file>
 
 <file path=word/numbering.xml><?xml version="1.0" encoding="utf-8"?>
-<w:numbering xmlns:wpc="http://schemas.microsoft.com/office/word/2010/wordprocessingCanvas" xmlns:cx="http://schemas.microsoft.com/office/drawing/2014/chartex" xmlns:cx1="http://schemas.microsoft.com/office/drawing/2015/9/8/chartex" xmlns:cx2="http://schemas.microsoft.com/office/drawing/2015/10/21/chartex" xmlns:cx3="http://schemas.microsoft.com/office/drawing/2016/5/9/chartex" xmlns:cx4="http://schemas.microsoft.com/office/drawing/2016/5/10/chartex" xmlns:cx5="http://schemas.microsoft.com/office/drawing/2016/5/11/chartex" xmlns:cx6="http://schemas.microsoft.com/office/drawing/2016/5/12/chartex" xmlns:cx7="http://schemas.microsoft.com/office/drawing/2016/5/13/chartex" xmlns:cx8="http://schemas.microsoft.com/office/drawing/2016/5/14/chartex" xmlns:mc="http://schemas.openxmlformats.org/markup-compatibility/2006" xmlns:aink="http://schemas.microsoft.com/office/drawing/2016/ink" xmlns:am3d="http://schemas.microsoft.com/office/drawing/2017/model3d" xmlns:o="urn:schemas-microsoft-com:office:office" xmlns:oel="http://schemas.microsoft.com/office/2019/extlst" xmlns:r="http://schemas.openxmlformats.org/officeDocument/2006/relationships" xmlns:m="http://schemas.openxmlformats.org/officeDocument/2006/math" xmlns:v="urn:schemas-microsoft-com:vml" xmlns:wp14="http://schemas.microsoft.com/office/word/2010/wordprocessingDrawing" xmlns:wp="http://schemas.openxmlformats.org/drawingml/2006/wordprocessingDrawing" xmlns:w10="urn:schemas-microsoft-com:office:word" xmlns:w="http://schemas.openxmlformats.org/wordprocessingml/2006/main" xmlns:w14="http://schemas.microsoft.com/office/word/2010/wordml" xmlns:w15="http://schemas.microsoft.com/office/word/2012/wordml" xmlns:w16cex="http://schemas.microsoft.com/office/word/2018/wordml/cex" xmlns:w16cid="http://schemas.microsoft.com/office/word/2016/wordml/cid" xmlns:w16="http://schemas.microsoft.com/office/word/2018/wordml" xmlns:w16du="http://schemas.microsoft.com/office/word/2023/wordml/word16du" xmlns:w16sdtdh="http://schemas.microsoft.com/office/word/2020/wordml/sdtdatahash" xmlns:w16sdtfl="http://schemas.microsoft.com/office/word/2024/wordml/sdtformatlock" xmlns:w16se="http://schemas.microsoft.com/office/word/2015/wordml/symex" xmlns:wpg="http://schemas.microsoft.com/office/word/2010/wordprocessingGroup" xmlns:wpi="http://schemas.microsoft.com/office/word/2010/wordprocessingInk" xmlns:wne="http://schemas.microsoft.com/office/word/2006/wordml" xmlns:wps="http://schemas.microsoft.com/office/word/2010/wordprocessingShape" mc:Ignorable="w14 w15 w16se w16cid w16 w16cex w16sdtdh w16sdtfl w16du wp14">
+<w:numbering xmlns:wpc="http://schemas.microsoft.com/office/word/2010/wordprocessingCanvas" xmlns:cx="http://schemas.microsoft.com/office/drawing/2014/chartex" xmlns:cx1="http://schemas.microsoft.com/office/drawing/2015/9/8/chartex" xmlns:mc="http://schemas.openxmlformats.org/markup-compatibility/2006" xmlns:o="urn:schemas-microsoft-com:office:office" xmlns:r="http://schemas.openxmlformats.org/officeDocument/2006/relationships" xmlns:m="http://schemas.openxmlformats.org/officeDocument/2006/math" xmlns:v="urn:schemas-microsoft-com:vml" xmlns:wp14="http://schemas.microsoft.com/office/word/2010/wordprocessingDrawing" xmlns:wp="http://schemas.openxmlformats.org/drawingml/2006/wordprocessingDrawing" xmlns:w10="urn:schemas-microsoft-com:office:word" xmlns:w="http://schemas.openxmlformats.org/wordprocessingml/2006/main" xmlns:w14="http://schemas.microsoft.com/office/word/2010/wordml" xmlns:w15="http://schemas.microsoft.com/office/word/2012/wordml" xmlns:w16se="http://schemas.microsoft.com/office/word/2015/wordml/symex" xmlns:wpg="http://schemas.microsoft.com/office/word/2010/wordprocessingGroup" xmlns:wpi="http://schemas.microsoft.com/office/word/2010/wordprocessingInk" xmlns:wne="http://schemas.microsoft.com/office/word/2006/wordml" xmlns:wps="http://schemas.microsoft.com/office/word/2010/wordprocessingShape" mc:Ignorable="w14 w15 w16se wp14">
   <w:abstractNum w:abstractNumId="0" w15:restartNumberingAfterBreak="0">
     <w:nsid w:val="022F6234"/>
     <w:multiLevelType w:val="hybridMultilevel"/>
@@ -6383,104 +5535,104 @@
       </w:pPr>
     </w:lvl>
   </w:abstractNum>
-  <w:num w:numId="1" w16cid:durableId="1428384144">
+  <w:num w:numId="1">
     <w:abstractNumId w:val="15"/>
   </w:num>
-  <w:num w:numId="2" w16cid:durableId="1958640161">
+  <w:num w:numId="2">
     <w:abstractNumId w:val="10"/>
   </w:num>
-  <w:num w:numId="3" w16cid:durableId="1791706238">
+  <w:num w:numId="3">
     <w:abstractNumId w:val="27"/>
   </w:num>
-  <w:num w:numId="4" w16cid:durableId="987590552">
+  <w:num w:numId="4">
     <w:abstractNumId w:val="7"/>
   </w:num>
-  <w:num w:numId="5" w16cid:durableId="194007616">
+  <w:num w:numId="5">
     <w:abstractNumId w:val="30"/>
   </w:num>
-  <w:num w:numId="6" w16cid:durableId="267930059">
+  <w:num w:numId="6">
     <w:abstractNumId w:val="0"/>
   </w:num>
-  <w:num w:numId="7" w16cid:durableId="1960725544">
+  <w:num w:numId="7">
     <w:abstractNumId w:val="16"/>
   </w:num>
-  <w:num w:numId="8" w16cid:durableId="1635207868">
+  <w:num w:numId="8">
     <w:abstractNumId w:val="24"/>
   </w:num>
-  <w:num w:numId="9" w16cid:durableId="992295846">
+  <w:num w:numId="9">
     <w:abstractNumId w:val="23"/>
   </w:num>
-  <w:num w:numId="10" w16cid:durableId="1224756186">
+  <w:num w:numId="10">
     <w:abstractNumId w:val="2"/>
   </w:num>
-  <w:num w:numId="11" w16cid:durableId="778109965">
+  <w:num w:numId="11">
     <w:abstractNumId w:val="11"/>
   </w:num>
-  <w:num w:numId="12" w16cid:durableId="1991404449">
+  <w:num w:numId="12">
     <w:abstractNumId w:val="3"/>
   </w:num>
-  <w:num w:numId="13" w16cid:durableId="1268777538">
+  <w:num w:numId="13">
     <w:abstractNumId w:val="6"/>
   </w:num>
-  <w:num w:numId="14" w16cid:durableId="767778772">
+  <w:num w:numId="14">
     <w:abstractNumId w:val="19"/>
   </w:num>
-  <w:num w:numId="15" w16cid:durableId="334260554">
+  <w:num w:numId="15">
     <w:abstractNumId w:val="17"/>
   </w:num>
-  <w:num w:numId="16" w16cid:durableId="1993673417">
+  <w:num w:numId="16">
     <w:abstractNumId w:val="5"/>
   </w:num>
-  <w:num w:numId="17" w16cid:durableId="181087325">
+  <w:num w:numId="17">
     <w:abstractNumId w:val="26"/>
   </w:num>
-  <w:num w:numId="18" w16cid:durableId="184901622">
+  <w:num w:numId="18">
     <w:abstractNumId w:val="8"/>
   </w:num>
-  <w:num w:numId="19" w16cid:durableId="958802981">
+  <w:num w:numId="19">
     <w:abstractNumId w:val="13"/>
   </w:num>
-  <w:num w:numId="20" w16cid:durableId="1509909365">
+  <w:num w:numId="20">
     <w:abstractNumId w:val="21"/>
   </w:num>
-  <w:num w:numId="21" w16cid:durableId="801269556">
+  <w:num w:numId="21">
     <w:abstractNumId w:val="18"/>
   </w:num>
-  <w:num w:numId="22" w16cid:durableId="761337642">
+  <w:num w:numId="22">
     <w:abstractNumId w:val="4"/>
   </w:num>
-  <w:num w:numId="23" w16cid:durableId="1122386214">
+  <w:num w:numId="23">
     <w:abstractNumId w:val="22"/>
   </w:num>
-  <w:num w:numId="24" w16cid:durableId="1551765085">
+  <w:num w:numId="24">
     <w:abstractNumId w:val="29"/>
   </w:num>
-  <w:num w:numId="25" w16cid:durableId="2020960843">
+  <w:num w:numId="25">
     <w:abstractNumId w:val="14"/>
   </w:num>
-  <w:num w:numId="26" w16cid:durableId="1655182628">
+  <w:num w:numId="26">
     <w:abstractNumId w:val="1"/>
   </w:num>
-  <w:num w:numId="27" w16cid:durableId="19598650">
+  <w:num w:numId="27">
     <w:abstractNumId w:val="12"/>
   </w:num>
-  <w:num w:numId="28" w16cid:durableId="1013730207">
+  <w:num w:numId="28">
     <w:abstractNumId w:val="9"/>
   </w:num>
-  <w:num w:numId="29" w16cid:durableId="589701199">
+  <w:num w:numId="29">
     <w:abstractNumId w:val="20"/>
   </w:num>
-  <w:num w:numId="30" w16cid:durableId="1955743912">
+  <w:num w:numId="30">
     <w:abstractNumId w:val="25"/>
   </w:num>
-  <w:num w:numId="31" w16cid:durableId="123277211">
+  <w:num w:numId="31">
     <w:abstractNumId w:val="28"/>
   </w:num>
 </w:numbering>
 </file>
 
 <file path=word/styles.xml><?xml version="1.0" encoding="utf-8"?>
-<w:styles xmlns:mc="http://schemas.openxmlformats.org/markup-compatibility/2006" xmlns:r="http://schemas.openxmlformats.org/officeDocument/2006/relationships" xmlns:w="http://schemas.openxmlformats.org/wordprocessingml/2006/main" xmlns:w14="http://schemas.microsoft.com/office/word/2010/wordml" xmlns:w15="http://schemas.microsoft.com/office/word/2012/wordml" xmlns:w16cex="http://schemas.microsoft.com/office/word/2018/wordml/cex" xmlns:w16cid="http://schemas.microsoft.com/office/word/2016/wordml/cid" xmlns:w16="http://schemas.microsoft.com/office/word/2018/wordml" xmlns:w16du="http://schemas.microsoft.com/office/word/2023/wordml/word16du" xmlns:w16sdtdh="http://schemas.microsoft.com/office/word/2020/wordml/sdtdatahash" xmlns:w16sdtfl="http://schemas.microsoft.com/office/word/2024/wordml/sdtformatlock" xmlns:w16se="http://schemas.microsoft.com/office/word/2015/wordml/symex" mc:Ignorable="w14 w15 w16se w16cid w16 w16cex w16sdtdh w16sdtfl w16du">
+<w:styles xmlns:mc="http://schemas.openxmlformats.org/markup-compatibility/2006" xmlns:r="http://schemas.openxmlformats.org/officeDocument/2006/relationships" xmlns:w="http://schemas.openxmlformats.org/wordprocessingml/2006/main" xmlns:w14="http://schemas.microsoft.com/office/word/2010/wordml" xmlns:w15="http://schemas.microsoft.com/office/word/2012/wordml" xmlns:w16se="http://schemas.microsoft.com/office/word/2015/wordml/symex" mc:Ignorable="w14 w15 w16se">
   <w:docDefaults>
     <w:rPrDefault>
       <w:rPr>
@@ -6496,7 +5648,7 @@
       </w:pPr>
     </w:pPrDefault>
   </w:docDefaults>
-  <w:latentStyles w:defLockedState="0" w:defUIPriority="99" w:defSemiHidden="0" w:defUnhideWhenUsed="0" w:defQFormat="0" w:count="376">
+  <w:latentStyles w:defLockedState="0" w:defUIPriority="99" w:defSemiHidden="0" w:defUnhideWhenUsed="0" w:defQFormat="0" w:count="371">
     <w:lsdException w:name="Normal" w:uiPriority="0" w:qFormat="1"/>
     <w:lsdException w:name="heading 1" w:uiPriority="9" w:qFormat="1"/>
     <w:lsdException w:name="heading 2" w:semiHidden="1" w:uiPriority="9" w:unhideWhenUsed="1" w:qFormat="1"/>
@@ -6868,11 +6020,6 @@
     <w:lsdException w:name="List Table 5 Dark Accent 6" w:uiPriority="50"/>
     <w:lsdException w:name="List Table 6 Colorful Accent 6" w:uiPriority="51"/>
     <w:lsdException w:name="List Table 7 Colorful Accent 6" w:uiPriority="52"/>
-    <w:lsdException w:name="Mention" w:semiHidden="1" w:unhideWhenUsed="1"/>
-    <w:lsdException w:name="Smart Hyperlink" w:semiHidden="1" w:unhideWhenUsed="1"/>
-    <w:lsdException w:name="Hashtag" w:semiHidden="1" w:unhideWhenUsed="1"/>
-    <w:lsdException w:name="Unresolved Mention" w:semiHidden="1" w:unhideWhenUsed="1"/>
-    <w:lsdException w:name="Smart Link" w:semiHidden="1" w:unhideWhenUsed="1"/>
   </w:latentStyles>
   <w:style w:type="paragraph" w:default="1" w:styleId="Normal">
     <w:name w:val="Normal"/>
@@ -6882,6 +6029,7 @@
   <w:style w:type="character" w:default="1" w:styleId="DefaultParagraphFont">
     <w:name w:val="Default Paragraph Font"/>
     <w:uiPriority w:val="1"/>
+    <w:semiHidden/>
     <w:unhideWhenUsed/>
   </w:style>
   <w:style w:type="table" w:default="1" w:styleId="TableNormal">
